--- a/resume/Mohammed-Ismail-Shaikh_Senior-AI-Engineer.docx
+++ b/resume/Mohammed-Ismail-Shaikh_Senior-AI-Engineer.docx
@@ -26,7 +26,7 @@
         <w:tc>
           <w:tcPr>
             <w:tcW w:type="dxa" w:w="3742"/>
-            <w:shd w:val="clear" w:color="auto" w:fill="1E2D45"/>
+            <w:shd w:val="clear" w:color="auto" w:fill="1E3A36"/>
             <w:tcMar>
               <w:top w:w="510" w:type="dxa"/>
               <w:left w:w="397" w:type="dxa"/>
@@ -59,7 +59,7 @@
                 <w:rFonts w:ascii="Georgia" w:hAnsi="Georgia" w:eastAsia="Georgia"/>
                 <w:b w:val="0"/>
                 <w:i/>
-                <w:color w:val="6FB1E8"/>
+                <w:color w:val="8CCFB8"/>
                 <w:sz w:val="21"/>
               </w:rPr>
               <w:t>Senior AI Engineer | AI Solution Architecture | Agentic AI</w:t>
@@ -74,7 +74,7 @@
                 <w:rFonts w:ascii="Calibri" w:hAnsi="Calibri" w:eastAsia="Calibri"/>
                 <w:b w:val="0"/>
                 <w:i w:val="0"/>
-                <w:color w:val="C9D3E2"/>
+                <w:color w:val="C4D8D3"/>
                 <w:sz w:val="18"/>
               </w:rPr>
               <w:t>md.ismaaill@gmail.com</w:t>
@@ -89,7 +89,7 @@
                 <w:rFonts w:ascii="Calibri" w:hAnsi="Calibri" w:eastAsia="Calibri"/>
                 <w:b w:val="0"/>
                 <w:i w:val="0"/>
-                <w:color w:val="C9D3E2"/>
+                <w:color w:val="C4D8D3"/>
                 <w:sz w:val="18"/>
               </w:rPr>
               <w:t>+91 86899 04688</w:t>
@@ -104,7 +104,7 @@
                 <w:rFonts w:ascii="Calibri" w:hAnsi="Calibri" w:eastAsia="Calibri"/>
                 <w:b w:val="0"/>
                 <w:i w:val="0"/>
-                <w:color w:val="C9D3E2"/>
+                <w:color w:val="C4D8D3"/>
                 <w:sz w:val="18"/>
               </w:rPr>
               <w:t>linkedin.com/in/iamismail</w:t>
@@ -119,7 +119,7 @@
                 <w:rFonts w:ascii="Calibri" w:hAnsi="Calibri" w:eastAsia="Calibri"/>
                 <w:b w:val="0"/>
                 <w:i w:val="0"/>
-                <w:color w:val="C9D3E2"/>
+                <w:color w:val="C4D8D3"/>
                 <w:sz w:val="18"/>
               </w:rPr>
               <w:t>github.com/mdism</w:t>
@@ -134,7 +134,7 @@
                 <w:rFonts w:ascii="Calibri" w:hAnsi="Calibri" w:eastAsia="Calibri"/>
                 <w:b w:val="0"/>
                 <w:i w:val="0"/>
-                <w:color w:val="C9D3E2"/>
+                <w:color w:val="C4D8D3"/>
                 <w:sz w:val="18"/>
               </w:rPr>
               <w:t>shaikhismail.com</w:t>
@@ -149,7 +149,7 @@
                 <w:rFonts w:ascii="Calibri" w:hAnsi="Calibri" w:eastAsia="Calibri"/>
                 <w:b w:val="0"/>
                 <w:i w:val="0"/>
-                <w:color w:val="C9D3E2"/>
+                <w:color w:val="C4D8D3"/>
                 <w:sz w:val="18"/>
               </w:rPr>
               <w:t>Notice period: 60 days</w:t>
@@ -159,7 +159,7 @@
             <w:pPr>
               <w:spacing w:before="200" w:after="80"/>
               <w:pBdr>
-                <w:bottom w:val="single" w:sz="8" w:space="2" w:color="6FB1E8"/>
+                <w:bottom w:val="single" w:sz="8" w:space="2" w:color="8CCFB8"/>
               </w:pBdr>
             </w:pPr>
             <w:r>
@@ -197,7 +197,7 @@
                 <w:rFonts w:ascii="Calibri" w:hAnsi="Calibri" w:eastAsia="Calibri"/>
                 <w:b w:val="0"/>
                 <w:i w:val="0"/>
-                <w:color w:val="C9D3E2"/>
+                <w:color w:val="C4D8D3"/>
                 <w:sz w:val="17"/>
               </w:rPr>
               <w:t>engineering, automation &amp; AI</w:t>
@@ -227,7 +227,7 @@
                 <w:rFonts w:ascii="Calibri" w:hAnsi="Calibri" w:eastAsia="Calibri"/>
                 <w:b w:val="0"/>
                 <w:i w:val="0"/>
-                <w:color w:val="C9D3E2"/>
+                <w:color w:val="C4D8D3"/>
                 <w:sz w:val="17"/>
               </w:rPr>
               <w:t>led teams of 4–6 engineers</w:t>
@@ -257,7 +257,7 @@
                 <w:rFonts w:ascii="Calibri" w:hAnsi="Calibri" w:eastAsia="Calibri"/>
                 <w:b w:val="0"/>
                 <w:i w:val="0"/>
-                <w:color w:val="C9D3E2"/>
+                <w:color w:val="C4D8D3"/>
                 <w:sz w:val="17"/>
               </w:rPr>
               <w:t>triage time saved by AI agent platform</w:t>
@@ -287,7 +287,7 @@
                 <w:rFonts w:ascii="Calibri" w:hAnsi="Calibri" w:eastAsia="Calibri"/>
                 <w:b w:val="0"/>
                 <w:i w:val="0"/>
-                <w:color w:val="C9D3E2"/>
+                <w:color w:val="C4D8D3"/>
                 <w:sz w:val="17"/>
               </w:rPr>
               <w:t>~400 hours saved per month</w:t>
@@ -317,7 +317,7 @@
                 <w:rFonts w:ascii="Calibri" w:hAnsi="Calibri" w:eastAsia="Calibri"/>
                 <w:b w:val="0"/>
                 <w:i w:val="0"/>
-                <w:color w:val="C9D3E2"/>
+                <w:color w:val="C4D8D3"/>
                 <w:sz w:val="17"/>
               </w:rPr>
               <w:t>Databricks · Anthropic · LangChain</w:t>
@@ -327,7 +327,7 @@
             <w:pPr>
               <w:spacing w:before="200" w:after="80"/>
               <w:pBdr>
-                <w:bottom w:val="single" w:sz="8" w:space="2" w:color="6FB1E8"/>
+                <w:bottom w:val="single" w:sz="8" w:space="2" w:color="8CCFB8"/>
               </w:pBdr>
             </w:pPr>
             <w:r>
@@ -365,7 +365,7 @@
                 <w:rFonts w:ascii="Calibri" w:hAnsi="Calibri" w:eastAsia="Calibri"/>
                 <w:b w:val="0"/>
                 <w:i w:val="0"/>
-                <w:color w:val="C9D3E2"/>
+                <w:color w:val="C4D8D3"/>
                 <w:sz w:val="18"/>
               </w:rPr>
               <w:t>AI Solution Architecture, System Design, Requirements to Production, Cost &amp; Scalability Trade-offs, Team Leadership</w:t>
@@ -395,7 +395,7 @@
                 <w:rFonts w:ascii="Calibri" w:hAnsi="Calibri" w:eastAsia="Calibri"/>
                 <w:b w:val="0"/>
                 <w:i w:val="0"/>
-                <w:color w:val="C9D3E2"/>
+                <w:color w:val="C4D8D3"/>
                 <w:sz w:val="18"/>
               </w:rPr>
               <w:t>LangChain, LangGraph, CrewAI, LlamaIndex, RAG, Multi-Agent Systems, Model Context Protocol (MCP), Prompt Engineering, OpenAI API, Ollama</w:t>
@@ -425,7 +425,7 @@
                 <w:rFonts w:ascii="Calibri" w:hAnsi="Calibri" w:eastAsia="Calibri"/>
                 <w:b w:val="0"/>
                 <w:i w:val="0"/>
-                <w:color w:val="C9D3E2"/>
+                <w:color w:val="C4D8D3"/>
                 <w:sz w:val="18"/>
               </w:rPr>
               <w:t>LLM-as-Judge, Human-in-the-loop, LLM Observability (Arize Phoenix)</w:t>
@@ -455,7 +455,7 @@
                 <w:rFonts w:ascii="Calibri" w:hAnsi="Calibri" w:eastAsia="Calibri"/>
                 <w:b w:val="0"/>
                 <w:i w:val="0"/>
-                <w:color w:val="C9D3E2"/>
+                <w:color w:val="C4D8D3"/>
                 <w:sz w:val="18"/>
               </w:rPr>
               <w:t>Docling, Embeddings, Vector Databases</w:t>
@@ -485,7 +485,7 @@
                 <w:rFonts w:ascii="Calibri" w:hAnsi="Calibri" w:eastAsia="Calibri"/>
                 <w:b w:val="0"/>
                 <w:i w:val="0"/>
-                <w:color w:val="C9D3E2"/>
+                <w:color w:val="C4D8D3"/>
                 <w:sz w:val="18"/>
               </w:rPr>
               <w:t>Python, Django, FastAPI, REST APIs, Microservices, Docker, PostgreSQL, MySQL, MongoDB</w:t>
@@ -515,7 +515,7 @@
                 <w:rFonts w:ascii="Calibri" w:hAnsi="Calibri" w:eastAsia="Calibri"/>
                 <w:b w:val="0"/>
                 <w:i w:val="0"/>
-                <w:color w:val="C9D3E2"/>
+                <w:color w:val="C4D8D3"/>
                 <w:sz w:val="18"/>
               </w:rPr>
               <w:t>n8n, Automation Anywhere, RPA, ETL</w:t>
@@ -545,7 +545,7 @@
                 <w:rFonts w:ascii="Calibri" w:hAnsi="Calibri" w:eastAsia="Calibri"/>
                 <w:b w:val="0"/>
                 <w:i w:val="0"/>
-                <w:color w:val="C9D3E2"/>
+                <w:color w:val="C4D8D3"/>
                 <w:sz w:val="18"/>
               </w:rPr>
               <w:t>Embedded C, IoT</w:t>
@@ -555,7 +555,7 @@
             <w:pPr>
               <w:spacing w:before="200" w:after="80"/>
               <w:pBdr>
-                <w:bottom w:val="single" w:sz="8" w:space="2" w:color="6FB1E8"/>
+                <w:bottom w:val="single" w:sz="8" w:space="2" w:color="8CCFB8"/>
               </w:pBdr>
             </w:pPr>
             <w:r>
@@ -593,7 +593,7 @@
                 <w:rFonts w:ascii="Calibri" w:hAnsi="Calibri" w:eastAsia="Calibri"/>
                 <w:b w:val="0"/>
                 <w:i w:val="0"/>
-                <w:color w:val="C9D3E2"/>
+                <w:color w:val="C4D8D3"/>
                 <w:sz w:val="17"/>
               </w:rPr>
               <w:t>University of Mumbai | 2026</w:t>
@@ -623,7 +623,7 @@
                 <w:rFonts w:ascii="Calibri" w:hAnsi="Calibri" w:eastAsia="Calibri"/>
                 <w:b w:val="0"/>
                 <w:i w:val="0"/>
-                <w:color w:val="C9D3E2"/>
+                <w:color w:val="C4D8D3"/>
                 <w:sz w:val="17"/>
               </w:rPr>
               <w:t>NES's Gangamai College of Engineering | 2014</w:t>
@@ -645,7 +645,7 @@
             <w:pPr>
               <w:spacing w:before="200" w:after="80"/>
               <w:pBdr>
-                <w:bottom w:val="single" w:sz="8" w:space="2" w:color="1E2D45"/>
+                <w:bottom w:val="single" w:sz="8" w:space="2" w:color="235E55"/>
               </w:pBdr>
             </w:pPr>
             <w:r>
@@ -653,7 +653,7 @@
                 <w:rFonts w:ascii="Calibri" w:hAnsi="Calibri" w:eastAsia="Calibri"/>
                 <w:b/>
                 <w:i w:val="0"/>
-                <w:color w:val="1E2D45"/>
+                <w:color w:val="235E55"/>
                 <w:sz w:val="22"/>
               </w:rPr>
               <w:t>PROFILE</w:t>
@@ -668,7 +668,7 @@
                 <w:rFonts w:ascii="Calibri" w:hAnsi="Calibri" w:eastAsia="Calibri"/>
                 <w:b w:val="0"/>
                 <w:i w:val="0"/>
-                <w:color w:val="222222"/>
+                <w:color w:val="10261A"/>
                 <w:sz w:val="19"/>
               </w:rPr>
               <w:t>Senior AI Engineer and team lead with 12 years across backend engineering, process automation and embedded systems, focused on designing and delivering Agentic AI and Generative AI solutions end to end. Takes AI use cases from business requirements to production: solution architecture, RAG and multi-agent systems with LangChain, LangGraph, CrewAI and LlamaIndex, guardrails through LLM-as-Judge and human-in-the-loop review, observability, and cost and scalability decisions, built on Python, Django and FastAPI.</w:t>
@@ -678,7 +678,7 @@
             <w:pPr>
               <w:spacing w:before="200" w:after="80"/>
               <w:pBdr>
-                <w:bottom w:val="single" w:sz="8" w:space="2" w:color="1E2D45"/>
+                <w:bottom w:val="single" w:sz="8" w:space="2" w:color="235E55"/>
               </w:pBdr>
             </w:pPr>
             <w:r>
@@ -686,7 +686,7 @@
                 <w:rFonts w:ascii="Calibri" w:hAnsi="Calibri" w:eastAsia="Calibri"/>
                 <w:b/>
                 <w:i w:val="0"/>
-                <w:color w:val="1E2D45"/>
+                <w:color w:val="235E55"/>
                 <w:sz w:val="22"/>
               </w:rPr>
               <w:t>EXPERIENCE</w:t>
@@ -704,7 +704,7 @@
                 <w:rFonts w:ascii="Calibri" w:hAnsi="Calibri" w:eastAsia="Calibri"/>
                 <w:b/>
                 <w:i w:val="0"/>
-                <w:color w:val="1E2D45"/>
+                <w:color w:val="235E55"/>
                 <w:sz w:val="21"/>
               </w:rPr>
               <w:t>Orange Business Services</w:t>
@@ -714,7 +714,7 @@
                 <w:rFonts w:ascii="Calibri" w:hAnsi="Calibri" w:eastAsia="Calibri"/>
                 <w:b w:val="0"/>
                 <w:i w:val="0"/>
-                <w:color w:val="555555"/>
+                <w:color w:val="4A5F52"/>
                 <w:sz w:val="19"/>
               </w:rPr>
               <w:tab/>
@@ -730,7 +730,7 @@
                 <w:rFonts w:ascii="Georgia" w:hAnsi="Georgia" w:eastAsia="Georgia"/>
                 <w:b w:val="0"/>
                 <w:i/>
-                <w:color w:val="555555"/>
+                <w:color w:val="4A5F52"/>
                 <w:sz w:val="20"/>
               </w:rPr>
               <w:t>Senior Software Engineer</w:t>
@@ -746,7 +746,7 @@
                 <w:rFonts w:ascii="Calibri" w:hAnsi="Calibri" w:eastAsia="Calibri"/>
                 <w:b w:val="0"/>
                 <w:i w:val="0"/>
-                <w:color w:val="1E2D45"/>
+                <w:color w:val="235E55"/>
                 <w:sz w:val="18"/>
               </w:rPr>
               <w:t xml:space="preserve">•  </w:t>
@@ -756,7 +756,7 @@
                 <w:rFonts w:ascii="Calibri" w:hAnsi="Calibri" w:eastAsia="Calibri"/>
                 <w:b/>
                 <w:i w:val="0"/>
-                <w:color w:val="222222"/>
+                <w:color w:val="10261A"/>
                 <w:sz w:val="18"/>
               </w:rPr>
               <w:t xml:space="preserve">Team Leadership: </w:t>
@@ -766,7 +766,7 @@
                 <w:rFonts w:ascii="Calibri" w:hAnsi="Calibri" w:eastAsia="Calibri"/>
                 <w:b w:val="0"/>
                 <w:i w:val="0"/>
-                <w:color w:val="222222"/>
+                <w:color w:val="10261A"/>
                 <w:sz w:val="18"/>
               </w:rPr>
               <w:t>Lead a team of 4–6 engineers across AI and backend projects, owning technical design and delivery.</w:t>
@@ -782,7 +782,7 @@
                 <w:rFonts w:ascii="Calibri" w:hAnsi="Calibri" w:eastAsia="Calibri"/>
                 <w:b w:val="0"/>
                 <w:i w:val="0"/>
-                <w:color w:val="1E2D45"/>
+                <w:color w:val="235E55"/>
                 <w:sz w:val="18"/>
               </w:rPr>
               <w:t xml:space="preserve">•  </w:t>
@@ -792,7 +792,7 @@
                 <w:rFonts w:ascii="Calibri" w:hAnsi="Calibri" w:eastAsia="Calibri"/>
                 <w:b/>
                 <w:i w:val="0"/>
-                <w:color w:val="222222"/>
+                <w:color w:val="10261A"/>
                 <w:sz w:val="18"/>
               </w:rPr>
               <w:t xml:space="preserve">AI Vulnerability Automation Platform: </w:t>
@@ -802,7 +802,7 @@
                 <w:rFonts w:ascii="Calibri" w:hAnsi="Calibri" w:eastAsia="Calibri"/>
                 <w:b w:val="0"/>
                 <w:i w:val="0"/>
-                <w:color w:val="222222"/>
+                <w:color w:val="10261A"/>
                 <w:sz w:val="18"/>
               </w:rPr>
               <w:t>Designed the architecture and built an agentic AI platform, live in production, that cut daily advisory triage from 2 hours to about a minute, saving ~40 hours of analyst time per month (~500 hours a year). It ingests CERT advisories from email, GitHub and RSS feeds, extracts structured data with LLMs, validates results with LLM-as-Judge and human-in-the-loop review, matches them to customer assets and routes each advisory to the owning team.</w:t>
@@ -818,7 +818,7 @@
                 <w:rFonts w:ascii="Calibri" w:hAnsi="Calibri" w:eastAsia="Calibri"/>
                 <w:b w:val="0"/>
                 <w:i w:val="0"/>
-                <w:color w:val="1E2D45"/>
+                <w:color w:val="235E55"/>
                 <w:sz w:val="18"/>
               </w:rPr>
               <w:t xml:space="preserve">•  </w:t>
@@ -828,7 +828,7 @@
                 <w:rFonts w:ascii="Calibri" w:hAnsi="Calibri" w:eastAsia="Calibri"/>
                 <w:b/>
                 <w:i w:val="0"/>
-                <w:color w:val="222222"/>
+                <w:color w:val="10261A"/>
                 <w:sz w:val="18"/>
               </w:rPr>
               <w:t xml:space="preserve">Enterprise Document RAG Solution: </w:t>
@@ -838,7 +838,7 @@
                 <w:rFonts w:ascii="Calibri" w:hAnsi="Calibri" w:eastAsia="Calibri"/>
                 <w:b w:val="0"/>
                 <w:i w:val="0"/>
-                <w:color w:val="222222"/>
+                <w:color w:val="10261A"/>
                 <w:sz w:val="18"/>
               </w:rPr>
               <w:t>Designed and built a RAG solution, live in production, over complex technical PDFs with multi-page tables that answers questions and generates first-draft HLD/LLD design documents (LangChain, LlamaIndex, custom chunking, vector database), including the LLM hosting, infrastructure and cost-performance design.</w:t>
@@ -854,7 +854,7 @@
                 <w:rFonts w:ascii="Calibri" w:hAnsi="Calibri" w:eastAsia="Calibri"/>
                 <w:b w:val="0"/>
                 <w:i w:val="0"/>
-                <w:color w:val="1E2D45"/>
+                <w:color w:val="235E55"/>
                 <w:sz w:val="18"/>
               </w:rPr>
               <w:t xml:space="preserve">•  </w:t>
@@ -864,7 +864,7 @@
                 <w:rFonts w:ascii="Calibri" w:hAnsi="Calibri" w:eastAsia="Calibri"/>
                 <w:b/>
                 <w:i w:val="0"/>
-                <w:color w:val="222222"/>
+                <w:color w:val="10261A"/>
                 <w:sz w:val="18"/>
               </w:rPr>
               <w:t xml:space="preserve">Backend Platform and Data Pipelines: </w:t>
@@ -874,7 +874,7 @@
                 <w:rFonts w:ascii="Calibri" w:hAnsi="Calibri" w:eastAsia="Calibri"/>
                 <w:b w:val="0"/>
                 <w:i w:val="0"/>
-                <w:color w:val="222222"/>
+                <w:color w:val="10261A"/>
                 <w:sz w:val="18"/>
               </w:rPr>
               <w:t>Owned API design and data modelling for Django REST services on PostgreSQL and MySQL, and built Python ETL pipelines for email monitoring, web data extraction and automated reporting.</w:t>
@@ -892,7 +892,7 @@
                 <w:rFonts w:ascii="Calibri" w:hAnsi="Calibri" w:eastAsia="Calibri"/>
                 <w:b/>
                 <w:i w:val="0"/>
-                <w:color w:val="1E2D45"/>
+                <w:color w:val="235E55"/>
                 <w:sz w:val="21"/>
               </w:rPr>
               <w:t>Infogain India Private Limited</w:t>
@@ -902,7 +902,7 @@
                 <w:rFonts w:ascii="Calibri" w:hAnsi="Calibri" w:eastAsia="Calibri"/>
                 <w:b w:val="0"/>
                 <w:i w:val="0"/>
-                <w:color w:val="555555"/>
+                <w:color w:val="4A5F52"/>
                 <w:sz w:val="19"/>
               </w:rPr>
               <w:tab/>
@@ -918,7 +918,7 @@
                 <w:rFonts w:ascii="Georgia" w:hAnsi="Georgia" w:eastAsia="Georgia"/>
                 <w:b w:val="0"/>
                 <w:i/>
-                <w:color w:val="555555"/>
+                <w:color w:val="4A5F52"/>
                 <w:sz w:val="20"/>
               </w:rPr>
               <w:t>RPA Development Consultant</w:t>
@@ -934,7 +934,7 @@
                 <w:rFonts w:ascii="Calibri" w:hAnsi="Calibri" w:eastAsia="Calibri"/>
                 <w:b w:val="0"/>
                 <w:i w:val="0"/>
-                <w:color w:val="1E2D45"/>
+                <w:color w:val="235E55"/>
                 <w:sz w:val="18"/>
               </w:rPr>
               <w:t xml:space="preserve">•  </w:t>
@@ -944,7 +944,7 @@
                 <w:rFonts w:ascii="Calibri" w:hAnsi="Calibri" w:eastAsia="Calibri"/>
                 <w:b w:val="0"/>
                 <w:i w:val="0"/>
-                <w:color w:val="222222"/>
+                <w:color w:val="10261A"/>
                 <w:sz w:val="18"/>
               </w:rPr>
               <w:t>Led a team of 4–6 developers delivering client automation engagements end to end, from process discovery with business stakeholders through solution design, delivery and production support.</w:t>
@@ -960,7 +960,7 @@
                 <w:rFonts w:ascii="Calibri" w:hAnsi="Calibri" w:eastAsia="Calibri"/>
                 <w:b w:val="0"/>
                 <w:i w:val="0"/>
-                <w:color w:val="1E2D45"/>
+                <w:color w:val="235E55"/>
                 <w:sz w:val="18"/>
               </w:rPr>
               <w:t xml:space="preserve">•  </w:t>
@@ -970,7 +970,7 @@
                 <w:rFonts w:ascii="Calibri" w:hAnsi="Calibri" w:eastAsia="Calibri"/>
                 <w:b w:val="0"/>
                 <w:i w:val="0"/>
-                <w:color w:val="222222"/>
+                <w:color w:val="10261A"/>
                 <w:sz w:val="18"/>
               </w:rPr>
               <w:t>Delivered 25+ automations with Excel VBA, VBScript and Power Query, saving an estimated 400+ hours of manual work per month.</w:t>
@@ -986,7 +986,7 @@
                 <w:rFonts w:ascii="Calibri" w:hAnsi="Calibri" w:eastAsia="Calibri"/>
                 <w:b w:val="0"/>
                 <w:i w:val="0"/>
-                <w:color w:val="1E2D45"/>
+                <w:color w:val="235E55"/>
                 <w:sz w:val="18"/>
               </w:rPr>
               <w:t xml:space="preserve">•  </w:t>
@@ -996,7 +996,7 @@
                 <w:rFonts w:ascii="Calibri" w:hAnsi="Calibri" w:eastAsia="Calibri"/>
                 <w:b w:val="0"/>
                 <w:i w:val="0"/>
-                <w:color w:val="222222"/>
+                <w:color w:val="10261A"/>
                 <w:sz w:val="18"/>
               </w:rPr>
               <w:t>Authored solution and process design documents (SDD/PDD) used for client sign-off and hand-over.</w:t>
@@ -1014,7 +1014,7 @@
                 <w:rFonts w:ascii="Calibri" w:hAnsi="Calibri" w:eastAsia="Calibri"/>
                 <w:b/>
                 <w:i w:val="0"/>
-                <w:color w:val="1E2D45"/>
+                <w:color w:val="235E55"/>
                 <w:sz w:val="20"/>
               </w:rPr>
               <w:t>XLNC Technologies</w:t>
@@ -1024,7 +1024,7 @@
                 <w:rFonts w:ascii="Georgia" w:hAnsi="Georgia" w:eastAsia="Georgia"/>
                 <w:b w:val="0"/>
                 <w:i/>
-                <w:color w:val="555555"/>
+                <w:color w:val="4A5F52"/>
                 <w:sz w:val="18"/>
               </w:rPr>
               <w:t xml:space="preserve"> | RPA Developer</w:t>
@@ -1034,7 +1034,7 @@
                 <w:rFonts w:ascii="Calibri" w:hAnsi="Calibri" w:eastAsia="Calibri"/>
                 <w:b w:val="0"/>
                 <w:i w:val="0"/>
-                <w:color w:val="555555"/>
+                <w:color w:val="4A5F52"/>
                 <w:sz w:val="18"/>
               </w:rPr>
               <w:tab/>
@@ -1053,7 +1053,7 @@
                 <w:rFonts w:ascii="Calibri" w:hAnsi="Calibri" w:eastAsia="Calibri"/>
                 <w:b/>
                 <w:i w:val="0"/>
-                <w:color w:val="1E2D45"/>
+                <w:color w:val="235E55"/>
                 <w:sz w:val="20"/>
               </w:rPr>
               <w:t>Kinikar Electronics &amp; Tech Services</w:t>
@@ -1063,7 +1063,7 @@
                 <w:rFonts w:ascii="Georgia" w:hAnsi="Georgia" w:eastAsia="Georgia"/>
                 <w:b w:val="0"/>
                 <w:i/>
-                <w:color w:val="555555"/>
+                <w:color w:val="4A5F52"/>
                 <w:sz w:val="18"/>
               </w:rPr>
               <w:t xml:space="preserve"> | Senior Electronics Engineer</w:t>
@@ -1073,7 +1073,7 @@
                 <w:rFonts w:ascii="Calibri" w:hAnsi="Calibri" w:eastAsia="Calibri"/>
                 <w:b w:val="0"/>
                 <w:i w:val="0"/>
-                <w:color w:val="555555"/>
+                <w:color w:val="4A5F52"/>
                 <w:sz w:val="18"/>
               </w:rPr>
               <w:tab/>
@@ -1092,7 +1092,7 @@
                 <w:rFonts w:ascii="Calibri" w:hAnsi="Calibri" w:eastAsia="Calibri"/>
                 <w:b/>
                 <w:i w:val="0"/>
-                <w:color w:val="1E2D45"/>
+                <w:color w:val="235E55"/>
                 <w:sz w:val="20"/>
               </w:rPr>
               <w:t>Ilogic Academy</w:t>
@@ -1102,7 +1102,7 @@
                 <w:rFonts w:ascii="Georgia" w:hAnsi="Georgia" w:eastAsia="Georgia"/>
                 <w:b w:val="0"/>
                 <w:i/>
-                <w:color w:val="555555"/>
+                <w:color w:val="4A5F52"/>
                 <w:sz w:val="18"/>
               </w:rPr>
               <w:t xml:space="preserve"> | Junior Engineer</w:t>
@@ -1112,7 +1112,7 @@
                 <w:rFonts w:ascii="Calibri" w:hAnsi="Calibri" w:eastAsia="Calibri"/>
                 <w:b w:val="0"/>
                 <w:i w:val="0"/>
-                <w:color w:val="555555"/>
+                <w:color w:val="4A5F52"/>
                 <w:sz w:val="18"/>
               </w:rPr>
               <w:tab/>
@@ -1123,7 +1123,7 @@
             <w:pPr>
               <w:spacing w:before="200" w:after="80"/>
               <w:pBdr>
-                <w:bottom w:val="single" w:sz="8" w:space="2" w:color="1E2D45"/>
+                <w:bottom w:val="single" w:sz="8" w:space="2" w:color="235E55"/>
               </w:pBdr>
             </w:pPr>
             <w:r>
@@ -1131,7 +1131,7 @@
                 <w:rFonts w:ascii="Calibri" w:hAnsi="Calibri" w:eastAsia="Calibri"/>
                 <w:b/>
                 <w:i w:val="0"/>
-                <w:color w:val="1E2D45"/>
+                <w:color w:val="235E55"/>
                 <w:sz w:val="22"/>
               </w:rPr>
               <w:t>PROJECTS</w:t>
@@ -1149,7 +1149,7 @@
                 <w:rFonts w:ascii="Calibri" w:hAnsi="Calibri" w:eastAsia="Calibri"/>
                 <w:b/>
                 <w:i w:val="0"/>
-                <w:color w:val="1E2D45"/>
+                <w:color w:val="235E55"/>
                 <w:sz w:val="21"/>
               </w:rPr>
               <w:t>Full-Stack Document RAG Platform</w:t>
@@ -1159,7 +1159,7 @@
                 <w:rFonts w:ascii="Calibri" w:hAnsi="Calibri" w:eastAsia="Calibri"/>
                 <w:b w:val="0"/>
                 <w:i w:val="0"/>
-                <w:color w:val="555555"/>
+                <w:color w:val="4A5F52"/>
                 <w:sz w:val="19"/>
               </w:rPr>
               <w:t xml:space="preserve">  |  github.com/mdism/doc_rag</w:t>
@@ -1169,7 +1169,7 @@
                 <w:rFonts w:ascii="Calibri" w:hAnsi="Calibri" w:eastAsia="Calibri"/>
                 <w:b w:val="0"/>
                 <w:i w:val="0"/>
-                <w:color w:val="555555"/>
+                <w:color w:val="4A5F52"/>
                 <w:sz w:val="19"/>
               </w:rPr>
               <w:tab/>
@@ -1186,7 +1186,7 @@
                 <w:rFonts w:ascii="Calibri" w:hAnsi="Calibri" w:eastAsia="Calibri"/>
                 <w:b w:val="0"/>
                 <w:i w:val="0"/>
-                <w:color w:val="1E2D45"/>
+                <w:color w:val="235E55"/>
                 <w:sz w:val="18"/>
               </w:rPr>
               <w:t xml:space="preserve">•  </w:t>
@@ -1196,7 +1196,7 @@
                 <w:rFonts w:ascii="Calibri" w:hAnsi="Calibri" w:eastAsia="Calibri"/>
                 <w:b w:val="0"/>
                 <w:i w:val="0"/>
-                <w:color w:val="222222"/>
+                <w:color w:val="10261A"/>
                 <w:sz w:val="18"/>
               </w:rPr>
               <w:t>Reference architecture for a self-hosted RAG stack: Docling document parsing, LlamaIndex retrieval, CrewAI agents, PostgreSQL (Dockerised), Ollama with local and remote models, Arize Phoenix tracing and OpenWebUI as the chat interface.</w:t>
@@ -1206,7 +1206,7 @@
             <w:pPr>
               <w:spacing w:before="200" w:after="80"/>
               <w:pBdr>
-                <w:bottom w:val="single" w:sz="8" w:space="2" w:color="1E2D45"/>
+                <w:bottom w:val="single" w:sz="8" w:space="2" w:color="235E55"/>
               </w:pBdr>
             </w:pPr>
             <w:r>
@@ -1214,7 +1214,7 @@
                 <w:rFonts w:ascii="Calibri" w:hAnsi="Calibri" w:eastAsia="Calibri"/>
                 <w:b/>
                 <w:i w:val="0"/>
-                <w:color w:val="1E2D45"/>
+                <w:color w:val="235E55"/>
                 <w:sz w:val="22"/>
               </w:rPr>
               <w:t>AWARDS &amp; CERTIFICATIONS</w:t>
@@ -1230,7 +1230,7 @@
                 <w:rFonts w:ascii="Calibri" w:hAnsi="Calibri" w:eastAsia="Calibri"/>
                 <w:b w:val="0"/>
                 <w:i w:val="0"/>
-                <w:color w:val="1E2D45"/>
+                <w:color w:val="235E55"/>
                 <w:sz w:val="17"/>
               </w:rPr>
               <w:t xml:space="preserve">•  </w:t>
@@ -1240,7 +1240,7 @@
                 <w:rFonts w:ascii="Calibri" w:hAnsi="Calibri" w:eastAsia="Calibri"/>
                 <w:b/>
                 <w:i w:val="0"/>
-                <w:color w:val="222222"/>
+                <w:color w:val="10261A"/>
                 <w:sz w:val="17"/>
               </w:rPr>
               <w:t xml:space="preserve">Award: </w:t>
@@ -1250,7 +1250,7 @@
                 <w:rFonts w:ascii="Calibri" w:hAnsi="Calibri" w:eastAsia="Calibri"/>
                 <w:b w:val="0"/>
                 <w:i w:val="0"/>
-                <w:color w:val="222222"/>
+                <w:color w:val="10261A"/>
                 <w:sz w:val="17"/>
               </w:rPr>
               <w:t>Automation Anywhere Bot Games Season 4 (Nov 2023)</w:t>
@@ -1266,7 +1266,7 @@
                 <w:rFonts w:ascii="Calibri" w:hAnsi="Calibri" w:eastAsia="Calibri"/>
                 <w:b w:val="0"/>
                 <w:i w:val="0"/>
-                <w:color w:val="1E2D45"/>
+                <w:color w:val="235E55"/>
                 <w:sz w:val="17"/>
               </w:rPr>
               <w:t xml:space="preserve">•  </w:t>
@@ -1276,7 +1276,7 @@
                 <w:rFonts w:ascii="Calibri" w:hAnsi="Calibri" w:eastAsia="Calibri"/>
                 <w:b/>
                 <w:i w:val="0"/>
-                <w:color w:val="222222"/>
+                <w:color w:val="10261A"/>
                 <w:sz w:val="17"/>
               </w:rPr>
               <w:t xml:space="preserve">Databricks Academy: </w:t>
@@ -1286,7 +1286,7 @@
                 <w:rFonts w:ascii="Calibri" w:hAnsi="Calibri" w:eastAsia="Calibri"/>
                 <w:b w:val="0"/>
                 <w:i w:val="0"/>
-                <w:color w:val="222222"/>
+                <w:color w:val="10261A"/>
                 <w:sz w:val="17"/>
               </w:rPr>
               <w:t>Generative AI Fundamentals · GenAI Application Evaluation and Governance · GenAI Application Deployment and Monitoring · Building Retrieval Agents · Building Single-Agent Applications</w:t>
@@ -1302,7 +1302,7 @@
                 <w:rFonts w:ascii="Calibri" w:hAnsi="Calibri" w:eastAsia="Calibri"/>
                 <w:b w:val="0"/>
                 <w:i w:val="0"/>
-                <w:color w:val="1E2D45"/>
+                <w:color w:val="235E55"/>
                 <w:sz w:val="17"/>
               </w:rPr>
               <w:t xml:space="preserve">•  </w:t>
@@ -1312,7 +1312,7 @@
                 <w:rFonts w:ascii="Calibri" w:hAnsi="Calibri" w:eastAsia="Calibri"/>
                 <w:b/>
                 <w:i w:val="0"/>
-                <w:color w:val="222222"/>
+                <w:color w:val="10261A"/>
                 <w:sz w:val="17"/>
               </w:rPr>
               <w:t xml:space="preserve">Anthropic Academy: </w:t>
@@ -1322,7 +1322,7 @@
                 <w:rFonts w:ascii="Calibri" w:hAnsi="Calibri" w:eastAsia="Calibri"/>
                 <w:b w:val="0"/>
                 <w:i w:val="0"/>
-                <w:color w:val="222222"/>
+                <w:color w:val="10261A"/>
                 <w:sz w:val="17"/>
               </w:rPr>
               <w:t>Introduction to Model Context Protocol (MCP) · Claude Code in Action</w:t>
@@ -1338,7 +1338,7 @@
                 <w:rFonts w:ascii="Calibri" w:hAnsi="Calibri" w:eastAsia="Calibri"/>
                 <w:b w:val="0"/>
                 <w:i w:val="0"/>
-                <w:color w:val="1E2D45"/>
+                <w:color w:val="235E55"/>
                 <w:sz w:val="17"/>
               </w:rPr>
               <w:t xml:space="preserve">•  </w:t>
@@ -1348,7 +1348,7 @@
                 <w:rFonts w:ascii="Calibri" w:hAnsi="Calibri" w:eastAsia="Calibri"/>
                 <w:b/>
                 <w:i w:val="0"/>
-                <w:color w:val="222222"/>
+                <w:color w:val="10261A"/>
                 <w:sz w:val="17"/>
               </w:rPr>
               <w:t xml:space="preserve">LangChain Academy: </w:t>
@@ -1358,7 +1358,7 @@
                 <w:rFonts w:ascii="Calibri" w:hAnsi="Calibri" w:eastAsia="Calibri"/>
                 <w:b w:val="0"/>
                 <w:i w:val="0"/>
-                <w:color w:val="222222"/>
+                <w:color w:val="10261A"/>
                 <w:sz w:val="17"/>
               </w:rPr>
               <w:t>Introduction to LangChain (Python) · Introduction to Deep Agents (in progress) · LangChain Certified Agent Engineer (in progress)</w:t>
@@ -1374,7 +1374,7 @@
                 <w:rFonts w:ascii="Calibri" w:hAnsi="Calibri" w:eastAsia="Calibri"/>
                 <w:b w:val="0"/>
                 <w:i w:val="0"/>
-                <w:color w:val="1E2D45"/>
+                <w:color w:val="235E55"/>
                 <w:sz w:val="17"/>
               </w:rPr>
               <w:t xml:space="preserve">•  </w:t>
@@ -1384,7 +1384,7 @@
                 <w:rFonts w:ascii="Calibri" w:hAnsi="Calibri" w:eastAsia="Calibri"/>
                 <w:b/>
                 <w:i w:val="0"/>
-                <w:color w:val="222222"/>
+                <w:color w:val="10261A"/>
                 <w:sz w:val="17"/>
               </w:rPr>
               <w:t xml:space="preserve">Hugging Face: </w:t>
@@ -1394,7 +1394,7 @@
                 <w:rFonts w:ascii="Calibri" w:hAnsi="Calibri" w:eastAsia="Calibri"/>
                 <w:b w:val="0"/>
                 <w:i w:val="0"/>
-                <w:color w:val="222222"/>
+                <w:color w:val="10261A"/>
                 <w:sz w:val="17"/>
               </w:rPr>
               <w:t>AI Agents Course (in progress)</w:t>
@@ -1410,7 +1410,7 @@
                 <w:rFonts w:ascii="Calibri" w:hAnsi="Calibri" w:eastAsia="Calibri"/>
                 <w:b w:val="0"/>
                 <w:i w:val="0"/>
-                <w:color w:val="1E2D45"/>
+                <w:color w:val="235E55"/>
                 <w:sz w:val="17"/>
               </w:rPr>
               <w:t xml:space="preserve">•  </w:t>
@@ -1420,7 +1420,7 @@
                 <w:rFonts w:ascii="Calibri" w:hAnsi="Calibri" w:eastAsia="Calibri"/>
                 <w:b/>
                 <w:i w:val="0"/>
-                <w:color w:val="222222"/>
+                <w:color w:val="10261A"/>
                 <w:sz w:val="17"/>
               </w:rPr>
               <w:t xml:space="preserve">Python &amp; Backend: </w:t>
@@ -1430,7 +1430,7 @@
                 <w:rFonts w:ascii="Calibri" w:hAnsi="Calibri" w:eastAsia="Calibri"/>
                 <w:b w:val="0"/>
                 <w:i w:val="0"/>
-                <w:color w:val="222222"/>
+                <w:color w:val="10261A"/>
                 <w:sz w:val="17"/>
               </w:rPr>
               <w:t>CS50's Introduction to Programming with Python, Harvard (2023) · IBM Python for Data Science, AI &amp; Development · REST API with Django REST Framework and Docker (TDD)</w:t>
@@ -1446,7 +1446,7 @@
                 <w:rFonts w:ascii="Calibri" w:hAnsi="Calibri" w:eastAsia="Calibri"/>
                 <w:b w:val="0"/>
                 <w:i w:val="0"/>
-                <w:color w:val="1E2D45"/>
+                <w:color w:val="235E55"/>
                 <w:sz w:val="17"/>
               </w:rPr>
               <w:t xml:space="preserve">•  </w:t>
@@ -1456,7 +1456,7 @@
                 <w:rFonts w:ascii="Calibri" w:hAnsi="Calibri" w:eastAsia="Calibri"/>
                 <w:b/>
                 <w:i w:val="0"/>
-                <w:color w:val="222222"/>
+                <w:color w:val="10261A"/>
                 <w:sz w:val="17"/>
               </w:rPr>
               <w:t xml:space="preserve">Automation Anywhere: </w:t>
@@ -1466,7 +1466,7 @@
                 <w:rFonts w:ascii="Calibri" w:hAnsi="Calibri" w:eastAsia="Calibri"/>
                 <w:b w:val="0"/>
                 <w:i w:val="0"/>
-                <w:color w:val="222222"/>
+                <w:color w:val="10261A"/>
                 <w:sz w:val="17"/>
               </w:rPr>
               <w:t>Advanced RPA Professional · Document Automation Masterclass (2024)</w:t>

--- a/resume/Mohammed-Ismail-Shaikh_Senior-AI-Engineer.docx
+++ b/resume/Mohammed-Ismail-Shaikh_Senior-AI-Engineer.docx
@@ -90,11 +90,15 @@
           <w:p>
             <w:pPr>
               <w:spacing w:after="40"/>
+              <w:rPr>
+                <w:color w:val="FFFFFF" w:themeColor="background1"/>
+              </w:rPr>
             </w:pPr>
             <w:hyperlink r:id="rId6" w:history="1">
               <w:r>
                 <w:rPr>
                   <w:rStyle w:val="Hyperlink"/>
+                  <w:color w:val="FFFFFF" w:themeColor="background1"/>
                   <w:sz w:val="18"/>
                 </w:rPr>
                 <w:t>linkedin.com/in/</w:t>
@@ -103,6 +107,7 @@
               <w:r>
                 <w:rPr>
                   <w:rStyle w:val="Hyperlink"/>
+                  <w:color w:val="FFFFFF" w:themeColor="background1"/>
                   <w:sz w:val="18"/>
                 </w:rPr>
                 <w:t>iamismail</w:t>
@@ -113,11 +118,15 @@
           <w:p>
             <w:pPr>
               <w:spacing w:after="40"/>
+              <w:rPr>
+                <w:color w:val="FFFFFF" w:themeColor="background1"/>
+              </w:rPr>
             </w:pPr>
             <w:hyperlink r:id="rId7" w:history="1">
               <w:r>
                 <w:rPr>
                   <w:rStyle w:val="Hyperlink"/>
+                  <w:color w:val="FFFFFF" w:themeColor="background1"/>
                   <w:sz w:val="18"/>
                 </w:rPr>
                 <w:t>github.com/</w:t>
@@ -126,6 +135,7 @@
               <w:r>
                 <w:rPr>
                   <w:rStyle w:val="Hyperlink"/>
+                  <w:color w:val="FFFFFF" w:themeColor="background1"/>
                   <w:sz w:val="18"/>
                 </w:rPr>
                 <w:t>mdism</w:t>
@@ -136,11 +146,15 @@
           <w:p>
             <w:pPr>
               <w:spacing w:after="40"/>
+              <w:rPr>
+                <w:color w:val="FFFFFF" w:themeColor="background1"/>
+              </w:rPr>
             </w:pPr>
             <w:hyperlink r:id="rId8" w:history="1">
               <w:r>
                 <w:rPr>
                   <w:rStyle w:val="Hyperlink"/>
+                  <w:color w:val="FFFFFF" w:themeColor="background1"/>
                   <w:sz w:val="18"/>
                 </w:rPr>
                 <w:t>shaikhismail.com</w:t>
@@ -549,13 +563,7 @@
               <w:rPr>
                 <w:color w:val="10261A"/>
               </w:rPr>
-              <w:t>Senior AI Engineer and team lead with 12 years across backend engineering, process automation and embedded systems, focused on designing and delivering Agentic AI and Generative AI solutions end to end. Takes AI use cases from business requirements to production: solution architecture, RAG and multi-agent systems with LangChain, LangGraph, CrewAI and LlamaIndex, guardrails through LLM-as-Judge and human-in-the-loop review, observability, and cost and scalability decisions, built on Python, Django and FastAP</w:t>
-            </w:r>
-            <w:r>
-              <w:rPr>
-                <w:color w:val="10261A"/>
-              </w:rPr>
-              <w:t>I.</w:t>
+              <w:t>Senior AI Engineer and team lead with 12 years across backend engineering, process automation and embedded systems, focused on designing and delivering Agentic AI and Generative AI solutions end to end. Takes AI use cases from business requirements to production: solution architecture, RAG and multi-agent systems with LangChain, LangGraph, CrewAI and LlamaIndex, guardrails through LLM-as-Judge and human-in-the-loop review, observability, and cost and scalability decisions, built on Python, Django and FastAPI.</w:t>
             </w:r>
           </w:p>
           <w:p>

--- a/resume/Mohammed-Ismail-Shaikh_Senior-AI-Engineer.docx
+++ b/resume/Mohammed-Ismail-Shaikh_Senior-AI-Engineer.docx
@@ -1253,7 +1253,15 @@
         </w:tc>
       </w:tr>
     </w:tbl>
-    <w:p/>
+    <w:p>
+      <w:pPr>
+        <w:spacing w:before="0" w:after="0" w:line="20" w:lineRule="exact"/>
+        <w:rPr>
+          <w:sz w:val="2"/>
+          <w:szCs w:val="2"/>
+        </w:rPr>
+      </w:pPr>
+    </w:p>
     <w:sectPr>
       <w:pgSz w:w="11906" w:h="16838"/>
       <w:pgMar w:top="0" w:right="0" w:bottom="0" w:left="0" w:header="0" w:footer="0" w:gutter="0"/>

--- a/resume/Mohammed-Ismail-Shaikh_Senior-AI-Engineer.docx
+++ b/resume/Mohammed-Ismail-Shaikh_Senior-AI-Engineer.docx
@@ -23,6 +23,7 @@
       </w:tblGrid>
       <w:tr>
         <w:trPr>
+          <w:trHeight w:val="16075"/>
           <w:jc w:val="center"/>
         </w:trPr>
         <w:tc>
@@ -52,21 +53,56 @@
           <w:p>
             <w:pPr>
               <w:spacing w:before="80" w:after="160" w:line="252" w:lineRule="auto"/>
+              <w:rPr>
+                <w:rFonts w:ascii="Georgia" w:eastAsia="Georgia" w:hAnsi="Georgia"/>
+                <w:i/>
+                <w:color w:val="8CCFB8"/>
+                <w:sz w:val="25"/>
+                <w:szCs w:val="26"/>
+              </w:rPr>
             </w:pPr>
             <w:r>
               <w:rPr>
                 <w:rFonts w:ascii="Georgia" w:eastAsia="Georgia" w:hAnsi="Georgia"/>
                 <w:i/>
                 <w:color w:val="8CCFB8"/>
-                <w:sz w:val="21"/>
+                <w:sz w:val="25"/>
+                <w:szCs w:val="26"/>
               </w:rPr>
-              <w:t>Senior AI Engineer | AI Solution Architecture | Agentic AI</w:t>
+              <w:t xml:space="preserve">AI Solution </w:t>
+            </w:r>
+            <w:r>
+              <w:rPr>
+                <w:rFonts w:ascii="Georgia" w:eastAsia="Georgia" w:hAnsi="Georgia"/>
+                <w:i/>
+                <w:color w:val="8CCFB8"/>
+                <w:sz w:val="25"/>
+                <w:szCs w:val="26"/>
+              </w:rPr>
+              <w:t>Specialist</w:t>
+            </w:r>
+            <w:r>
+              <w:rPr>
+                <w:rFonts w:ascii="Georgia" w:eastAsia="Georgia" w:hAnsi="Georgia"/>
+                <w:i/>
+                <w:color w:val="8CCFB8"/>
+                <w:sz w:val="25"/>
+                <w:szCs w:val="26"/>
+              </w:rPr>
+              <w:t xml:space="preserve"> </w:t>
             </w:r>
           </w:p>
           <w:p>
             <w:pPr>
               <w:spacing w:after="40"/>
             </w:pPr>
+            <w:r>
+              <w:rPr>
+                <w:color w:val="C4D8D3"/>
+                <w:sz w:val="18"/>
+              </w:rPr>
+              <w:t xml:space="preserve">Email: </w:t>
+            </w:r>
             <w:r>
               <w:rPr>
                 <w:color w:val="C4D8D3"/>
@@ -84,6 +120,13 @@
                 <w:color w:val="C4D8D3"/>
                 <w:sz w:val="18"/>
               </w:rPr>
+              <w:t xml:space="preserve">Phone: </w:t>
+            </w:r>
+            <w:r>
+              <w:rPr>
+                <w:color w:val="C4D8D3"/>
+                <w:sz w:val="18"/>
+              </w:rPr>
               <w:t>+91 86899 04688</w:t>
             </w:r>
           </w:p>
@@ -94,6 +137,12 @@
                 <w:color w:val="FFFFFF" w:themeColor="background1"/>
               </w:rPr>
             </w:pPr>
+            <w:r>
+              <w:rPr>
+                <w:color w:val="FFFFFF" w:themeColor="background1"/>
+              </w:rPr>
+              <w:t xml:space="preserve">LinkedIn: </w:t>
+            </w:r>
             <w:hyperlink r:id="rId6" w:history="1">
               <w:r>
                 <w:rPr>
@@ -101,19 +150,15 @@
                   <w:color w:val="FFFFFF" w:themeColor="background1"/>
                   <w:sz w:val="18"/>
                 </w:rPr>
-                <w:t>linkedin.com/in/</w:t>
+                <w:t>linkedin.com/in/iamismail</w:t>
               </w:r>
-              <w:proofErr w:type="spellStart"/>
-              <w:r>
-                <w:rPr>
-                  <w:rStyle w:val="Hyperlink"/>
-                  <w:color w:val="FFFFFF" w:themeColor="background1"/>
-                  <w:sz w:val="18"/>
-                </w:rPr>
-                <w:t>iamismail</w:t>
-              </w:r>
-              <w:proofErr w:type="spellEnd"/>
             </w:hyperlink>
+            <w:r>
+              <w:rPr>
+                <w:color w:val="FFFFFF" w:themeColor="background1"/>
+              </w:rPr>
+              <w:t>/</w:t>
+            </w:r>
           </w:p>
           <w:p>
             <w:pPr>
@@ -122,6 +167,12 @@
                 <w:color w:val="FFFFFF" w:themeColor="background1"/>
               </w:rPr>
             </w:pPr>
+            <w:r>
+              <w:rPr>
+                <w:color w:val="FFFFFF" w:themeColor="background1"/>
+              </w:rPr>
+              <w:t xml:space="preserve">GitHub: </w:t>
+            </w:r>
             <w:hyperlink r:id="rId7" w:history="1">
               <w:r>
                 <w:rPr>
@@ -129,19 +180,15 @@
                   <w:color w:val="FFFFFF" w:themeColor="background1"/>
                   <w:sz w:val="18"/>
                 </w:rPr>
-                <w:t>github.com/</w:t>
+                <w:t>github.com/mdism</w:t>
               </w:r>
-              <w:proofErr w:type="spellStart"/>
-              <w:r>
-                <w:rPr>
-                  <w:rStyle w:val="Hyperlink"/>
-                  <w:color w:val="FFFFFF" w:themeColor="background1"/>
-                  <w:sz w:val="18"/>
-                </w:rPr>
-                <w:t>mdism</w:t>
-              </w:r>
-              <w:proofErr w:type="spellEnd"/>
             </w:hyperlink>
+            <w:r>
+              <w:rPr>
+                <w:color w:val="FFFFFF" w:themeColor="background1"/>
+              </w:rPr>
+              <w:t>/</w:t>
+            </w:r>
           </w:p>
           <w:p>
             <w:pPr>
@@ -150,6 +197,12 @@
                 <w:color w:val="FFFFFF" w:themeColor="background1"/>
               </w:rPr>
             </w:pPr>
+            <w:r>
+              <w:rPr>
+                <w:color w:val="FFFFFF" w:themeColor="background1"/>
+              </w:rPr>
+              <w:t xml:space="preserve">Portfolio: </w:t>
+            </w:r>
             <w:hyperlink r:id="rId8" w:history="1">
               <w:r>
                 <w:rPr>
@@ -160,6 +213,12 @@
                 <w:t>shaikhismail.com</w:t>
               </w:r>
             </w:hyperlink>
+            <w:r>
+              <w:rPr>
+                <w:color w:val="FFFFFF" w:themeColor="background1"/>
+              </w:rPr>
+              <w:t>/</w:t>
+            </w:r>
           </w:p>
           <w:p>
             <w:pPr>
@@ -230,7 +289,14 @@
                 <w:color w:val="C4D8D3"/>
                 <w:sz w:val="17"/>
               </w:rPr>
-              <w:t>led teams of 4–6 engineers</w:t>
+              <w:t xml:space="preserve">led teams of </w:t>
+            </w:r>
+            <w:r>
+              <w:rPr>
+                <w:color w:val="C4D8D3"/>
+                <w:sz w:val="17"/>
+              </w:rPr>
+              <w:t>8-10 members</w:t>
             </w:r>
           </w:p>
           <w:p>
@@ -558,12 +624,19 @@
           <w:p>
             <w:pPr>
               <w:spacing w:line="269" w:lineRule="auto"/>
+              <w:jc w:val="both"/>
             </w:pPr>
             <w:r>
               <w:rPr>
                 <w:color w:val="10261A"/>
               </w:rPr>
-              <w:t>Senior AI Engineer and team lead with 12 years across backend engineering, process automation and embedded systems, focused on designing and delivering Agentic AI and Generative AI solutions end to end. Takes AI use cases from business requirements to production: solution architecture, RAG and multi-agent systems with LangChain, LangGraph, CrewAI and LlamaIndex, guardrails through LLM-as-Judge and human-in-the-loop review, observability, and cost and scalability decisions, built on Python, Django and FastAPI.</w:t>
+              <w:t xml:space="preserve">AI Solution Specialist </w:t>
+            </w:r>
+            <w:r>
+              <w:rPr>
+                <w:color w:val="10261A"/>
+              </w:rPr>
+              <w:t>and team lead with 12 years across backend engineering, process automation and embedded systems, focused on designing and delivering Agentic AI and Generative AI solutions end to end. Takes AI use cases from business requirements to production: solution architecture, RAG and multi-agent systems with LangChain, LangGraph, CrewAI and LlamaIndex, guardrails through LLM-as-Judge and human-in-the-loop review, observability, and cost and scalability decisions, built on Python, Django and FastAPI.</w:t>
             </w:r>
           </w:p>
           <w:p>
@@ -616,7 +689,7 @@
                 <w:color w:val="4A5F52"/>
                 <w:sz w:val="20"/>
               </w:rPr>
-              <w:t>Senior Software Engineer</w:t>
+              <w:t>AI Solution Specialist</w:t>
             </w:r>
           </w:p>
           <w:p>
@@ -644,13 +717,35 @@
                 <w:color w:val="10261A"/>
                 <w:sz w:val="18"/>
               </w:rPr>
-              <w:t>Lead a team of 4–6 engineers across AI and backend projects, owning technical design and delivery.</w:t>
+              <w:t xml:space="preserve">Lead a team of </w:t>
+            </w:r>
+            <w:r>
+              <w:rPr>
+                <w:color w:val="10261A"/>
+                <w:sz w:val="18"/>
+              </w:rPr>
+              <w:t xml:space="preserve">team of </w:t>
+            </w:r>
+            <w:r>
+              <w:rPr>
+                <w:color w:val="10261A"/>
+                <w:sz w:val="18"/>
+              </w:rPr>
+              <w:t>8-10</w:t>
+            </w:r>
+            <w:r>
+              <w:rPr>
+                <w:color w:val="10261A"/>
+                <w:sz w:val="18"/>
+              </w:rPr>
+              <w:t xml:space="preserve"> across AI and backend projects, owning technical design and delivery.</w:t>
             </w:r>
           </w:p>
           <w:p>
             <w:pPr>
               <w:spacing w:after="50" w:line="264" w:lineRule="auto"/>
               <w:ind w:left="255" w:hanging="198"/>
+              <w:jc w:val="both"/>
             </w:pPr>
             <w:r>
               <w:rPr>
@@ -679,6 +774,7 @@
             <w:pPr>
               <w:spacing w:after="50" w:line="264" w:lineRule="auto"/>
               <w:ind w:left="255" w:hanging="198"/>
+              <w:jc w:val="both"/>
             </w:pPr>
             <w:r>
               <w:rPr>
@@ -707,6 +803,7 @@
             <w:pPr>
               <w:spacing w:after="50" w:line="264" w:lineRule="auto"/>
               <w:ind w:left="255" w:hanging="198"/>
+              <w:jc w:val="both"/>
             </w:pPr>
             <w:r>
               <w:rPr>
@@ -772,6 +869,7 @@
             <w:pPr>
               <w:spacing w:after="50" w:line="264" w:lineRule="auto"/>
               <w:ind w:left="255" w:hanging="198"/>
+              <w:jc w:val="both"/>
             </w:pPr>
             <w:r>
               <w:rPr>
@@ -785,13 +883,28 @@
                 <w:color w:val="10261A"/>
                 <w:sz w:val="18"/>
               </w:rPr>
-              <w:t>Led a team of 4–6 developers delivering client automation engagements end to end, from process discovery with business stakeholders through solution design, delivery and production support.</w:t>
+              <w:t>Led a team of 4–6 developers delivering client automation engagements end to end, from</w:t>
+            </w:r>
+            <w:r>
+              <w:rPr>
+                <w:color w:val="10261A"/>
+                <w:sz w:val="18"/>
+              </w:rPr>
+              <w:t xml:space="preserve"> </w:t>
+            </w:r>
+            <w:r>
+              <w:rPr>
+                <w:color w:val="10261A"/>
+                <w:sz w:val="18"/>
+              </w:rPr>
+              <w:t>process discovery with business stakeholders through solution design, delivery and production support.</w:t>
             </w:r>
           </w:p>
           <w:p>
             <w:pPr>
               <w:spacing w:after="50" w:line="264" w:lineRule="auto"/>
               <w:ind w:left="255" w:hanging="198"/>
+              <w:jc w:val="both"/>
             </w:pPr>
             <w:r>
               <w:rPr>
@@ -812,6 +925,7 @@
             <w:pPr>
               <w:spacing w:after="50" w:line="264" w:lineRule="auto"/>
               <w:ind w:left="255" w:hanging="198"/>
+              <w:jc w:val="both"/>
             </w:pPr>
             <w:r>
               <w:rPr>
@@ -942,6 +1056,14 @@
               </w:rPr>
               <w:t>PROJECTS</w:t>
             </w:r>
+            <w:r>
+              <w:rPr>
+                <w:b/>
+                <w:color w:val="235E55"/>
+                <w:sz w:val="22"/>
+              </w:rPr>
+              <w:t xml:space="preserve"> DELIVERED</w:t>
+            </w:r>
           </w:p>
           <w:p>
             <w:pPr>
@@ -956,66 +1078,27 @@
                 <w:color w:val="235E55"/>
                 <w:sz w:val="21"/>
               </w:rPr>
-              <w:t xml:space="preserve">Full-Stack Document RAG </w:t>
-            </w:r>
-            <w:proofErr w:type="gramStart"/>
-            <w:r>
-              <w:rPr>
-                <w:b/>
-                <w:color w:val="235E55"/>
-                <w:sz w:val="21"/>
-              </w:rPr>
-              <w:t>Platform</w:t>
+              <w:t>Full-Stack Document RAG Platform</w:t>
             </w:r>
             <w:r>
               <w:rPr>
                 <w:color w:val="4A5F52"/>
               </w:rPr>
-              <w:t xml:space="preserve">  |</w:t>
-            </w:r>
-            <w:proofErr w:type="gramEnd"/>
-            <w:r>
-              <w:rPr>
-                <w:color w:val="4A5F52"/>
-              </w:rPr>
-              <w:t xml:space="preserve">  </w:t>
+              <w:t xml:space="preserve"> |  </w:t>
             </w:r>
             <w:hyperlink r:id="rId9" w:history="1">
               <w:r>
                 <w:rPr>
                   <w:rStyle w:val="Hyperlink"/>
                 </w:rPr>
-                <w:t>github.com/</w:t>
+                <w:t>github.com/mdism/doc_rag</w:t>
               </w:r>
-              <w:proofErr w:type="spellStart"/>
-              <w:r>
-                <w:rPr>
-                  <w:rStyle w:val="Hyperlink"/>
-                </w:rPr>
-                <w:t>mdism</w:t>
-              </w:r>
-              <w:proofErr w:type="spellEnd"/>
-              <w:r>
-                <w:rPr>
-                  <w:rStyle w:val="Hyperlink"/>
-                </w:rPr>
-                <w:t>/</w:t>
-              </w:r>
-              <w:proofErr w:type="spellStart"/>
-              <w:r>
-                <w:rPr>
-                  <w:rStyle w:val="Hyperlink"/>
-                </w:rPr>
-                <w:t>doc_rag</w:t>
-              </w:r>
-              <w:proofErr w:type="spellEnd"/>
             </w:hyperlink>
             <w:r>
               <w:rPr>
                 <w:color w:val="4A5F52"/>
               </w:rPr>
               <w:tab/>
-              <w:t>Ongoing</w:t>
             </w:r>
           </w:p>
           <w:p>
